--- a/docs/Keepup-Employee-Guide.docx
+++ b/docs/Keepup-Employee-Guide.docx
@@ -427,6 +427,88 @@
         <w:rPr>
           <w:b/>
         </w:rPr>
+        <w:t xml:space="preserve">On hold: </w:t>
+      </w:r>
+      <w:r>
+        <w:rPr>
+          <w:b w:val="0"/>
+        </w:rPr>
+        <w:t xml:space="preserve">waiting on the client? Open the task, tap </w:t>
+      </w:r>
+      <w:r>
+        <w:rPr>
+          <w:b/>
+        </w:rPr>
+        <w:t>Edit</w:t>
+      </w:r>
+      <w:r>
+        <w:rPr>
+          <w:b w:val="0"/>
+        </w:rPr>
+        <w:t xml:space="preserve">, then </w:t>
+      </w:r>
+      <w:r>
+        <w:rPr>
+          <w:b/>
+        </w:rPr>
+        <w:t>On hold?</w:t>
+      </w:r>
+      <w:r>
+        <w:rPr>
+          <w:b w:val="0"/>
+        </w:rPr>
+        <w:t>. It moves to On hold straight away.</w:t>
+      </w:r>
+    </w:p>
+    <w:p>
+      <w:pPr>
+        <w:pStyle w:val="ListBullet"/>
+      </w:pPr>
+      <w:r>
+        <w:rPr>
+          <w:b/>
+        </w:rPr>
+        <w:t xml:space="preserve">On a phone: </w:t>
+      </w:r>
+      <w:r>
+        <w:rPr>
+          <w:b w:val="0"/>
+        </w:rPr>
+        <w:t xml:space="preserve">tap </w:t>
+      </w:r>
+      <w:r>
+        <w:rPr>
+          <w:b/>
+        </w:rPr>
+        <w:t>⋯</w:t>
+      </w:r>
+      <w:r>
+        <w:rPr>
+          <w:b w:val="0"/>
+        </w:rPr>
+        <w:t xml:space="preserve"> on a task (or press and hold it) for all its actions. In Bouncy, Enter starts a new line; tap the </w:t>
+      </w:r>
+      <w:r>
+        <w:rPr>
+          <w:b/>
+        </w:rPr>
+        <w:t>↑</w:t>
+      </w:r>
+      <w:r>
+        <w:rPr>
+          <w:b w:val="0"/>
+        </w:rPr>
+        <w:t xml:space="preserve"> button to send.</w:t>
+      </w:r>
+    </w:p>
+    <w:p>
+      <w:pPr>
+        <w:pStyle w:val="ListBullet"/>
+      </w:pPr>
+      <w:r>
+        <w:rPr>
+          <w:b/>
+        </w:rPr>
         <w:t xml:space="preserve">Planned client updates: </w:t>
       </w:r>
       <w:r>
